--- a/zht/docx/181.content.docx
+++ b/zht/docx/181.content.docx
@@ -349,18 +349,12 @@
           <w:lang w:val="zh_TW" w:bidi="zh_TW"/>
         </w:rPr>
       </w:r>
-      <w:hyperlink r:id="rId13">
-        <w:r>
-          <w:rPr>
-            <w:lang w:val="zh_TW" w:bidi="zh_TW"/>
-          </w:rPr>
-          <w:rPr>
-            <w:color w:val="0000EE"/>
-            <w:u w:val="single"/>
-          </w:rPr>
-          <w:t>哥林多前書15:1–2</w:t>
-        </w:r>
-      </w:hyperlink>
+      <w:r>
+        <w:rPr>
+          <w:lang w:val="zh_TW" w:bidi="zh_TW"/>
+        </w:rPr>
+        <w:t>哥林多前書15:1–2</w:t>
+      </w:r>
     </w:p>
     <w:p>
       <w:pPr>
@@ -373,18 +367,12 @@
           <w:lang w:val="zh_TW" w:bidi="zh_TW"/>
         </w:rPr>
       </w:r>
-      <w:hyperlink r:id="rId14">
-        <w:r>
-          <w:rPr>
-            <w:lang w:val="zh_TW" w:bidi="zh_TW"/>
-          </w:rPr>
-          <w:rPr>
-            <w:color w:val="0000EE"/>
-            <w:u w:val="single"/>
-          </w:rPr>
-          <w:t>撒母耳記上25:21–22</w:t>
-        </w:r>
-      </w:hyperlink>
+      <w:r>
+        <w:rPr>
+          <w:lang w:val="zh_TW" w:bidi="zh_TW"/>
+        </w:rPr>
+        <w:t>撒母耳記上25:21–22</w:t>
+      </w:r>
     </w:p>
     <w:p>
       <w:pPr>
@@ -397,18 +385,12 @@
           <w:lang w:val="zh_TW" w:bidi="zh_TW"/>
         </w:rPr>
       </w:r>
-      <w:hyperlink r:id="rId15">
-        <w:r>
-          <w:rPr>
-            <w:lang w:val="zh_TW" w:bidi="zh_TW"/>
-          </w:rPr>
-          <w:rPr>
-            <w:color w:val="0000EE"/>
-            <w:u w:val="single"/>
-          </w:rPr>
-          <w:t>彼得後書2:18</w:t>
-        </w:r>
-      </w:hyperlink>
+      <w:r>
+        <w:rPr>
+          <w:lang w:val="zh_TW" w:bidi="zh_TW"/>
+        </w:rPr>
+        <w:t>彼得後書2:18</w:t>
+      </w:r>
     </w:p>
     <w:p>
       <w:pPr>
@@ -421,18 +403,12 @@
           <w:lang w:val="zh_TW" w:bidi="zh_TW"/>
         </w:rPr>
       </w:r>
-      <w:hyperlink r:id="rId16">
-        <w:r>
-          <w:rPr>
-            <w:lang w:val="zh_TW" w:bidi="zh_TW"/>
-          </w:rPr>
-          <w:rPr>
-            <w:color w:val="0000EE"/>
-            <w:u w:val="single"/>
-          </w:rPr>
-          <w:t>以賽亞書45:19</w:t>
-        </w:r>
-      </w:hyperlink>
+      <w:r>
+        <w:rPr>
+          <w:lang w:val="zh_TW" w:bidi="zh_TW"/>
+        </w:rPr>
+        <w:t>以賽亞書45:19</w:t>
+      </w:r>
     </w:p>
     <w:p>
       <w:pPr>
@@ -445,18 +421,12 @@
           <w:lang w:val="zh_TW" w:bidi="zh_TW"/>
         </w:rPr>
       </w:r>
-      <w:hyperlink r:id="rId17">
-        <w:r>
-          <w:rPr>
-            <w:lang w:val="zh_TW" w:bidi="zh_TW"/>
-          </w:rPr>
-          <w:rPr>
-            <w:color w:val="0000EE"/>
-            <w:u w:val="single"/>
-          </w:rPr>
-          <w:t>耶利米書2:29–31</w:t>
-        </w:r>
-      </w:hyperlink>
+      <w:r>
+        <w:rPr>
+          <w:lang w:val="zh_TW" w:bidi="zh_TW"/>
+        </w:rPr>
+        <w:t>耶利米書2:29–31</w:t>
+      </w:r>
     </w:p>
     <w:p>
       <w:pPr>
@@ -469,18 +439,12 @@
           <w:lang w:val="zh_TW" w:bidi="zh_TW"/>
         </w:rPr>
       </w:r>
-      <w:hyperlink r:id="rId18">
-        <w:r>
-          <w:rPr>
-            <w:lang w:val="zh_TW" w:bidi="zh_TW"/>
-          </w:rPr>
-          <w:rPr>
-            <w:color w:val="0000EE"/>
-            <w:u w:val="single"/>
-          </w:rPr>
-          <w:t>馬太福音15:9</w:t>
-        </w:r>
-      </w:hyperlink>
+      <w:r>
+        <w:rPr>
+          <w:lang w:val="zh_TW" w:bidi="zh_TW"/>
+        </w:rPr>
+        <w:t>馬太福音15:9</w:t>
+      </w:r>
     </w:p>
     <w:p>
       <w:pPr>
@@ -786,18 +750,12 @@
           <w:lang w:val="zh_TW" w:bidi="zh_TW"/>
         </w:rPr>
       </w:r>
-      <w:hyperlink r:id="rId19">
-        <w:r>
-          <w:rPr>
-            <w:lang w:val="zh_TW" w:bidi="zh_TW"/>
-          </w:rPr>
-          <w:rPr>
-            <w:color w:val="0000EE"/>
-            <w:u w:val="single"/>
-          </w:rPr>
-          <w:t>以西結書21:10–11</w:t>
-        </w:r>
-      </w:hyperlink>
+      <w:r>
+        <w:rPr>
+          <w:lang w:val="zh_TW" w:bidi="zh_TW"/>
+        </w:rPr>
+        <w:t>以西結書21:10–11</w:t>
+      </w:r>
     </w:p>
     <w:p>
       <w:pPr>
@@ -810,18 +768,12 @@
           <w:lang w:val="zh_TW" w:bidi="zh_TW"/>
         </w:rPr>
       </w:r>
-      <w:hyperlink r:id="rId20">
-        <w:r>
-          <w:rPr>
-            <w:lang w:val="zh_TW" w:bidi="zh_TW"/>
-          </w:rPr>
-          <w:rPr>
-            <w:color w:val="0000EE"/>
-            <w:u w:val="single"/>
-          </w:rPr>
-          <w:t>希伯來書7:1</w:t>
-        </w:r>
-      </w:hyperlink>
+      <w:r>
+        <w:rPr>
+          <w:lang w:val="zh_TW" w:bidi="zh_TW"/>
+        </w:rPr>
+        <w:t>希伯來書7:1</w:t>
+      </w:r>
     </w:p>
     <w:p>
       <w:pPr>
@@ -834,18 +786,12 @@
           <w:lang w:val="zh_TW" w:bidi="zh_TW"/>
         </w:rPr>
       </w:r>
-      <w:hyperlink r:id="rId21">
-        <w:r>
-          <w:rPr>
-            <w:lang w:val="zh_TW" w:bidi="zh_TW"/>
-          </w:rPr>
-          <w:rPr>
-            <w:color w:val="0000EE"/>
-            <w:u w:val="single"/>
-          </w:rPr>
-          <w:t>以賽亞書34:2</w:t>
-        </w:r>
-      </w:hyperlink>
+      <w:r>
+        <w:rPr>
+          <w:lang w:val="zh_TW" w:bidi="zh_TW"/>
+        </w:rPr>
+        <w:t>以賽亞書34:2</w:t>
+      </w:r>
     </w:p>
     <w:p>
       <w:pPr>
@@ -858,18 +804,12 @@
           <w:lang w:val="zh_TW" w:bidi="zh_TW"/>
         </w:rPr>
       </w:r>
-      <w:hyperlink r:id="rId22">
-        <w:r>
-          <w:rPr>
-            <w:lang w:val="zh_TW" w:bidi="zh_TW"/>
-          </w:rPr>
-          <w:rPr>
-            <w:color w:val="0000EE"/>
-            <w:u w:val="single"/>
-          </w:rPr>
-          <w:t>耶利米書25:34</w:t>
-        </w:r>
-      </w:hyperlink>
+      <w:r>
+        <w:rPr>
+          <w:lang w:val="zh_TW" w:bidi="zh_TW"/>
+        </w:rPr>
+        <w:t>耶利米書25:34</w:t>
+      </w:r>
     </w:p>
     <w:p>
       <w:pPr>
@@ -1171,18 +1111,12 @@
           <w:lang w:val="zh_TW" w:bidi="zh_TW"/>
         </w:rPr>
       </w:r>
-      <w:hyperlink r:id="rId23">
-        <w:r>
-          <w:rPr>
-            <w:lang w:val="zh_TW" w:bidi="zh_TW"/>
-          </w:rPr>
-          <w:rPr>
-            <w:color w:val="0000EE"/>
-            <w:u w:val="single"/>
-          </w:rPr>
-          <w:t>歷代志上1:5</w:t>
-        </w:r>
-      </w:hyperlink>
+      <w:r>
+        <w:rPr>
+          <w:lang w:val="zh_TW" w:bidi="zh_TW"/>
+        </w:rPr>
+        <w:t>歷代志上1:5</w:t>
+      </w:r>
     </w:p>
     <w:p>
       <w:pPr>
@@ -1195,18 +1129,12 @@
           <w:lang w:val="zh_TW" w:bidi="zh_TW"/>
         </w:rPr>
       </w:r>
-      <w:hyperlink r:id="rId24">
-        <w:r>
-          <w:rPr>
-            <w:lang w:val="zh_TW" w:bidi="zh_TW"/>
-          </w:rPr>
-          <w:rPr>
-            <w:color w:val="0000EE"/>
-            <w:u w:val="single"/>
-          </w:rPr>
-          <w:t>以西結書27:12–13</w:t>
-        </w:r>
-      </w:hyperlink>
+      <w:r>
+        <w:rPr>
+          <w:lang w:val="zh_TW" w:bidi="zh_TW"/>
+        </w:rPr>
+        <w:t>以西結書27:12–13</w:t>
+      </w:r>
     </w:p>
     <w:p>
       <w:pPr>
@@ -1219,18 +1147,12 @@
           <w:lang w:val="zh_TW" w:bidi="zh_TW"/>
         </w:rPr>
       </w:r>
-      <w:hyperlink r:id="rId25">
-        <w:r>
-          <w:rPr>
-            <w:lang w:val="zh_TW" w:bidi="zh_TW"/>
-          </w:rPr>
-          <w:rPr>
-            <w:color w:val="0000EE"/>
-            <w:u w:val="single"/>
-          </w:rPr>
-          <w:t>創世紀10:2–5</w:t>
-        </w:r>
-      </w:hyperlink>
+      <w:r>
+        <w:rPr>
+          <w:lang w:val="zh_TW" w:bidi="zh_TW"/>
+        </w:rPr>
+        <w:t>創世紀10:2–5</w:t>
+      </w:r>
     </w:p>
     <w:p>
       <w:pPr>

--- a/zht/docx/181.content.docx
+++ b/zht/docx/181.content.docx
@@ -312,19 +312,7 @@
         <w:rPr>
           <w:lang w:val="zh_TW" w:bidi="zh_TW"/>
         </w:rPr>
-        <w:t>、</w:t>
-      </w:r>
-      <w:r>
-        <w:rPr>
-          <w:lang w:val="zh_TW" w:bidi="zh_TW"/>
-        </w:rPr>
-        <w:t>值得</w:t>
-      </w:r>
-      <w:r>
-        <w:rPr>
-          <w:lang w:val="zh_TW" w:bidi="zh_TW"/>
-        </w:rPr>
-        <w:t>）</w:t>
+        <w:t>、值得）</w:t>
       </w:r>
     </w:p>
     <w:p>
@@ -677,55 +665,31 @@
         <w:rPr>
           <w:lang w:val="zh_TW" w:bidi="zh_TW"/>
         </w:rPr>
+        <w:t>、違背、</w:t>
+      </w:r>
+      <w:r>
+        <w:rPr>
+          <w:lang w:val="zh_TW" w:bidi="zh_TW"/>
+        </w:rPr>
+        <w:t>以西結書</w:t>
+      </w:r>
+      <w:r>
+        <w:rPr>
+          <w:lang w:val="zh_TW" w:bidi="zh_TW"/>
+        </w:rPr>
         <w:t>、</w:t>
       </w:r>
       <w:r>
         <w:rPr>
           <w:lang w:val="zh_TW" w:bidi="zh_TW"/>
         </w:rPr>
-        <w:t>違背</w:t>
-      </w:r>
-      <w:r>
-        <w:rPr>
-          <w:lang w:val="zh_TW" w:bidi="zh_TW"/>
-        </w:rPr>
-        <w:t>、</w:t>
-      </w:r>
-      <w:r>
-        <w:rPr>
-          <w:lang w:val="zh_TW" w:bidi="zh_TW"/>
-        </w:rPr>
-        <w:t>以西結書</w:t>
-      </w:r>
-      <w:r>
-        <w:rPr>
-          <w:lang w:val="zh_TW" w:bidi="zh_TW"/>
-        </w:rPr>
-        <w:t>、</w:t>
-      </w:r>
-      <w:r>
-        <w:rPr>
-          <w:lang w:val="zh_TW" w:bidi="zh_TW"/>
-        </w:rPr>
         <w:t>僕人</w:t>
       </w:r>
       <w:r>
         <w:rPr>
           <w:lang w:val="zh_TW" w:bidi="zh_TW"/>
         </w:rPr>
-        <w:t>、</w:t>
-      </w:r>
-      <w:r>
-        <w:rPr>
-          <w:lang w:val="zh_TW" w:bidi="zh_TW"/>
-        </w:rPr>
-        <w:t>殺害</w:t>
-      </w:r>
-      <w:r>
-        <w:rPr>
-          <w:lang w:val="zh_TW" w:bidi="zh_TW"/>
-        </w:rPr>
-        <w:t>）</w:t>
+        <w:t>、殺害）</w:t>
       </w:r>
     </w:p>
     <w:p>
